--- a/lab1/lab1.docx
+++ b/lab1/lab1.docx
@@ -15,10 +15,10 @@
       </w:pPr>
       <w:r>
         <w:rPr>
-          <w:rFonts w:eastAsia="Times New Roman"/>
+          <w:rFonts w:ascii="Times New Roman" w:eastAsia="Times New Roman" w:hAnsi="Times New Roman" w:cs="Times New Roman"/>
           <w:color w:val="000000"/>
-          <w:sz w:val="24"/>
-          <w:szCs w:val="24"/>
+          <w:sz w:val="28"/>
+          <w:szCs w:val="28"/>
         </w:rPr>
         <w:t>М</w:t>
       </w:r>
@@ -201,17 +201,7 @@
           <w:sz w:val="28"/>
           <w:szCs w:val="28"/>
         </w:rPr>
-        <w:t xml:space="preserve">Утилиты работы с </w:t>
-      </w:r>
-      <w:r>
-        <w:rPr>
-          <w:rFonts w:ascii="Times New Roman" w:eastAsia="Times New Roman" w:hAnsi="Times New Roman" w:cs="Times New Roman"/>
-          <w:bCs/>
-          <w:color w:val="000000"/>
-          <w:sz w:val="28"/>
-          <w:szCs w:val="28"/>
-        </w:rPr>
-        <w:t>сетью”</w:t>
+        <w:t>Утилиты работы с сетью”</w:t>
       </w:r>
     </w:p>
     <w:p>
